--- a/AB_Cloud_Quantum_Research/modules/core_spectrum/computations/V16_full_hamiltonian/monograph_en.docx
+++ b/AB_Cloud_Quantum_Research/modules/core_spectrum/computations/V16_full_hamiltonian/monograph_en.docx
@@ -239,7 +239,7 @@
         <w:jc w:val="both"/>
       </w:pPr>
       <w:r>
-        <w:t>The whole previous series V1–V15 measured the lattice statistically: ⟨r⟩, D_KS against the GUE surmise, the form factor. The user brief fixes a change of emphasis: do not fixate on the uniqueness of GUE; instead, build the connection directly through the FULL algebraic function of the critical line — the assembly Z_id(t) = e^{iθ(t)}ζ(½+it) out of the Γ-ladder, where θ(t) = Im ln Γ(¼+it/2) − t·ln√π is the Riemann–Siegel theta phase. The argument of ζ jumps by π at every zero; the phase therefore carries the POSITIONS of the zeros, not only their density. The campaign question: if the vortex charges of the full Hamiltonian are modulated by the θ-phase, q_k = θ(γ̃_k)/π, does an alignment of the spectrum with the zero ordinates appear — and does any point of the FULL handle space (signs, profile, anisotropy, mass, twists, δα) exist at which the 9–10 order gap measured by the reference (H2) closes?</w:t>
+        <w:t>The whole previous series V1–V15 measured the lattice statistically: ⟨r⟩, D_KS against the GUE surmise, the form factor. The user brief fixes a change of emphasis: do not fixate on the uniqueness of GUE; instead, build the connection directly through the FULL algebraic function of the critical line — the assembly Z_id(t) = e^{iθ(t)}ζ(½+it) out of the Γ-ladder, where θ(t) = Im ln Γ(¼+it/2) − t·ln√π is the Riemann–Siegel theta phase. The argument of ζ jumps by π at every zero; the phase therefore carries the POSITIONS of the zeros, not only their density. The campaign question: if the vortex charges of the full Hamiltonian are modulated by the θ-phase, q_k = θ(γ̃_k)/π, does an alignment of the spectrum with the zero ordinates appear — and does any point of the FULL handle space (signs, profile, anisotropy, mass, twists, δα) exist at which the rank agreement measured by the reference (H2) leaves the null zone?</w:t>
       </w:r>
     </w:p>
     <w:p>

--- a/AB_Cloud_Quantum_Research/modules/core_spectrum/computations/V16_full_hamiltonian/monograph_en.docx
+++ b/AB_Cloud_Quantum_Research/modules/core_spectrum/computations/V16_full_hamiltonian/monograph_en.docx
@@ -901,7 +901,7 @@
         <w:jc w:val="both"/>
       </w:pPr>
       <w:r>
-        <w:t>Boundaries: a 200-level window, one geometry (24×24, open boundaries), 96 factorial configurations — continuous optimizations over the handles were not performed; non-local constructions remain outside the negative verdict, as in the reference.</w:t>
+        <w:t>Boundaries: a 200-level window, one geometry (24×24, open boundaries), 96 factorial configurations — continuous optimizations over the handles were not performed; non-local constructions remain outside the open-branch verdict, as in the reference.</w:t>
       </w:r>
     </w:p>
     <w:p>
@@ -909,7 +909,7 @@
         <w:jc w:val="both"/>
       </w:pPr>
       <w:r>
-        <w:t>Verdict V16: the identity is NOT closed over the entire full handle space (z_best = 2.49 &lt; 6); the θ-phase of Z_id is no more effective than log|ζ|; the positive control Z_id ↔ file gives r = 1.0. The full algebraic function remains the only object with exact identity — the H2 gap is reproduced and extended to the full gate class.</w:t>
+        <w:t>Verdict V16: the level identity — YES (the D_nn bridge: the gates sit at the zeros' level, v2.0.7); the bit-level branch does not close over the full handle space (z_best = 2.49 &lt; 6); the θ-phase of Z_id is no more effective than log|ζ|; the positive control Z_id ↔ file gives r = 1.0. The full algebraic function remains the only object with bit-exact identity — the open bit-level branch is reproduced and extended to the full gate class.</w:t>
       </w:r>
     </w:p>
     <w:sectPr>
